--- a/reports/四川生物医药产业集团创新事业部政策信息简报_20261019.docx
+++ b/reports/四川生物医药产业集团创新事业部政策信息简报_20261019.docx
@@ -239,6 +239,124 @@
                 <w:color w:val="000000"/>
                 <w:sz w:val="24"/>
               </w:rPr>
+              <w:t>商务部等9部门关于加快推进科技兴商的意见</w:t>
+            </w:r>
+          </w:p>
+        </w:tc>
+        <w:tc>
+          <w:tcPr>
+            <w:tcW w:type="dxa" w:w="2154"/>
+            <w:tcBorders>
+              <w:top w:val="none"/>
+              <w:left w:val="none"/>
+              <w:bottom w:val="none"/>
+              <w:right w:val="none"/>
+            </w:tcBorders>
+          </w:tcPr>
+          <w:p>
+            <w:pPr>
+              <w:spacing w:line="240" w:lineRule="auto" w:before="60" w:after="60"/>
+              <w:ind w:firstLine="0"/>
+              <w:jc w:val="left"/>
+            </w:pPr>
+            <w:r/>
+            <w:r>
+              <w:rPr>
+                <w:rFonts w:ascii="Times New Roman" w:hAnsi="Times New Roman" w:eastAsia="方正仿宋简体" w:cs="Times New Roman"/>
+                <w:b w:val="0"/>
+                <w:i w:val="0"/>
+                <w:color w:val="000000"/>
+                <w:sz w:val="24"/>
+              </w:rPr>
+              <w:t>商务部 中央网信办 国家发展改革委 教育部 科技部 工业和信息化部 文化和旅游部 中国人民银行 市场监管总局</w:t>
+            </w:r>
+          </w:p>
+        </w:tc>
+        <w:tc>
+          <w:tcPr>
+            <w:tcW w:type="dxa" w:w="1361"/>
+            <w:tcBorders>
+              <w:top w:val="none"/>
+              <w:left w:val="none"/>
+              <w:bottom w:val="none"/>
+              <w:right w:val="none"/>
+            </w:tcBorders>
+          </w:tcPr>
+          <w:p>
+            <w:pPr>
+              <w:spacing w:line="240" w:lineRule="auto" w:before="60" w:after="60"/>
+              <w:ind w:firstLine="0"/>
+              <w:jc w:val="center"/>
+            </w:pPr>
+            <w:r/>
+            <w:r>
+              <w:rPr>
+                <w:rFonts w:ascii="Times New Roman" w:hAnsi="Times New Roman" w:eastAsia="方正仿宋简体" w:cs="Times New Roman"/>
+                <w:b w:val="0"/>
+                <w:i w:val="0"/>
+                <w:color w:val="000000"/>
+                <w:sz w:val="24"/>
+              </w:rPr>
+              <w:t>2026-10-19</w:t>
+            </w:r>
+          </w:p>
+        </w:tc>
+      </w:tr>
+      <w:tr>
+        <w:tc>
+          <w:tcPr>
+            <w:tcW w:type="dxa" w:w="794"/>
+            <w:tcBorders>
+              <w:top w:val="none"/>
+              <w:left w:val="none"/>
+              <w:bottom w:val="none"/>
+              <w:right w:val="none"/>
+            </w:tcBorders>
+          </w:tcPr>
+          <w:p>
+            <w:pPr>
+              <w:spacing w:line="240" w:lineRule="auto" w:before="60" w:after="60"/>
+              <w:ind w:firstLine="0"/>
+              <w:jc w:val="center"/>
+            </w:pPr>
+            <w:r/>
+            <w:r>
+              <w:rPr>
+                <w:rFonts w:ascii="Times New Roman" w:hAnsi="Times New Roman" w:eastAsia="方正仿宋简体" w:cs="Times New Roman"/>
+                <w:b w:val="0"/>
+                <w:i w:val="0"/>
+                <w:color w:val="000000"/>
+                <w:sz w:val="24"/>
+              </w:rPr>
+              <w:t>2</w:t>
+            </w:r>
+          </w:p>
+        </w:tc>
+        <w:tc>
+          <w:tcPr>
+            <w:tcW w:type="dxa" w:w="4535"/>
+            <w:tcBorders>
+              <w:top w:val="none"/>
+              <w:left w:val="none"/>
+              <w:bottom w:val="none"/>
+              <w:right w:val="none"/>
+            </w:tcBorders>
+          </w:tcPr>
+          <w:p>
+            <w:pPr>
+              <w:spacing w:line="240" w:lineRule="auto" w:before="60" w:after="60"/>
+              <w:ind w:firstLine="0"/>
+              <w:jc w:val="left"/>
+            </w:pPr>
+            <w:r/>
+            <w:r>
+              <w:rPr>
+                <w:rFonts w:ascii="Times New Roman" w:hAnsi="Times New Roman" w:eastAsia="方正仿宋简体" w:cs="Times New Roman"/>
+                <w:b w:val="0"/>
+                <w:i w:val="0"/>
+                <w:color w:val="000000"/>
+                <w:sz w:val="24"/>
+              </w:rPr>
               <w:t>人力资源社会保障部等4部门关于支持海洋经济发展促进就业创业的通知</w:t>
             </w:r>
           </w:p>
@@ -328,7 +446,7 @@
                 <w:color w:val="000000"/>
                 <w:sz w:val="24"/>
               </w:rPr>
-              <w:t>2</w:t>
+              <w:t>3</w:t>
             </w:r>
           </w:p>
         </w:tc>
@@ -446,7 +564,7 @@
                 <w:color w:val="000000"/>
                 <w:sz w:val="24"/>
               </w:rPr>
-              <w:t>3</w:t>
+              <w:t>4</w:t>
             </w:r>
           </w:p>
         </w:tc>
@@ -570,7 +688,72 @@
           <w:color w:val="000000"/>
           <w:sz w:val="24"/>
         </w:rPr>
-        <w:t>1. 《人力资源社会保障部等4部门关于支持海洋经济发展促进就业创业的通知》（发布机关：人力资源社会保障部 自然资源部 国家发展改革委 交通运输部，发布日期：2026-06-16）</w:t>
+        <w:t>1. 《商务部等9部门关于加快推进科技兴商的意见》（发布机关：商务部 中央网信办 国家发展改革委 教育部 科技部 工业和信息化部 文化和旅游部 中国人民银行 市场监管总局，发布日期：2026-10-19）</w:t>
+      </w:r>
+    </w:p>
+    <w:p>
+      <w:pPr>
+        <w:spacing w:line="360" w:lineRule="auto" w:before="0" w:after="60"/>
+        <w:ind w:firstLine="480"/>
+        <w:jc w:val="both"/>
+      </w:pPr>
+      <w:r>
+        <w:rPr>
+          <w:rFonts w:ascii="Times New Roman" w:hAnsi="Times New Roman" w:eastAsia="方正仿宋简体" w:cs="Times New Roman"/>
+          <w:b w:val="0"/>
+          <w:i w:val="0"/>
+          <w:color w:val="000000"/>
+          <w:sz w:val="24"/>
+        </w:rPr>
+        <w:t>文件主要内容与核心要点：。聚焦消费品领域培育一批技术转移转化机构，加速脑机接口、具身智能等前沿科技成果向市场转化。支持智能仓储、数智供应链等领域商贸企业申报专精特新企业。 （十七）强化商贸领域人才培养。加大商业科技复合型</w:t>
+      </w:r>
+      <w:r>
+        <w:rPr>
+          <w:rFonts w:ascii="Times New Roman" w:hAnsi="Times New Roman" w:eastAsia="方正仿宋简体" w:cs="Times New Roman"/>
+          <w:b w:val="0"/>
+          <w:i w:val="0"/>
+          <w:color w:val="000000"/>
+          <w:sz w:val="24"/>
+        </w:rPr>
+        <w:t>（官方原文直达：</w:t>
+      </w:r>
+      <w:r>
+        <w:rPr>
+          <w:rFonts w:ascii="Times New Roman" w:hAnsi="Times New Roman" w:eastAsia="方正仿宋简体" w:cs="Times New Roman"/>
+          <w:b w:val="0"/>
+          <w:i w:val="0"/>
+          <w:color w:val="004886"/>
+          <w:sz w:val="24"/>
+          <w:u w:val="single"/>
+        </w:rPr>
+        <w:t>https://www.gov.cn/zhengce/zhengceku/202610/content_7083721.htm</w:t>
+      </w:r>
+      <w:r>
+        <w:rPr>
+          <w:rFonts w:ascii="Times New Roman" w:hAnsi="Times New Roman" w:eastAsia="方正仿宋简体" w:cs="Times New Roman"/>
+          <w:b w:val="0"/>
+          <w:i w:val="0"/>
+          <w:color w:val="000000"/>
+          <w:sz w:val="24"/>
+        </w:rPr>
+        <w:t>）</w:t>
+      </w:r>
+    </w:p>
+    <w:p>
+      <w:pPr>
+        <w:spacing w:line="360" w:lineRule="auto" w:before="80" w:after="0"/>
+        <w:ind w:firstLine="480"/>
+        <w:jc w:val="both"/>
+      </w:pPr>
+      <w:r>
+        <w:rPr>
+          <w:rFonts w:ascii="Times New Roman" w:hAnsi="Times New Roman" w:eastAsia="方正仿宋简体" w:cs="Times New Roman"/>
+          <w:b/>
+          <w:i w:val="0"/>
+          <w:color w:val="000000"/>
+          <w:sz w:val="24"/>
+        </w:rPr>
+        <w:t>2. 《人力资源社会保障部等4部门关于支持海洋经济发展促进就业创业的通知》（发布机关：人力资源社会保障部 自然资源部 国家发展改革委 交通运输部，发布日期：2026-06-16）</w:t>
       </w:r>
     </w:p>
     <w:p>
@@ -635,7 +818,7 @@
           <w:color w:val="000000"/>
           <w:sz w:val="24"/>
         </w:rPr>
-        <w:t>2. 《国务院就业促进和劳动保护工作领导小组关于印发《加力重点领域、重点行业、城乡基层和中小微企业岗位挖潜扩容 支持重点群体就业创业实施方案》的通知》（发布机关：国务院就业促进和劳动保护工作领导小组，发布日期：2025-03-27）</w:t>
+        <w:t>3. 《国务院就业促进和劳动保护工作领导小组关于印发《加力重点领域、重点行业、城乡基层和中小微企业岗位挖潜扩容 支持重点群体就业创业实施方案》的通知》（发布机关：国务院就业促进和劳动保护工作领导小组，发布日期：2025-03-27）</w:t>
       </w:r>
     </w:p>
     <w:p>
@@ -700,7 +883,7 @@
           <w:color w:val="000000"/>
           <w:sz w:val="24"/>
         </w:rPr>
-        <w:t>3. 《农业农村部落实中共中央国务院关于进一步深化农村改革扎实推进乡村全面振兴工作部署的实施意见》（发布机关：农业农村部，发布日期：2025-02-25）</w:t>
+        <w:t>4. 《农业农村部落实中共中央国务院关于进一步深化农村改革扎实推进乡村全面振兴工作部署的实施意见》（发布机关：农业农村部，发布日期：2025-02-25）</w:t>
       </w:r>
     </w:p>
     <w:p>
